--- a/Volume 1/Chapter 02 - Language Fundamentals/SPA_Vol1_Ch2_Lesson2_13_Working_With_Directories.docx
+++ b/Volume 1/Chapter 02 - Language Fundamentals/SPA_Vol1_Ch2_Lesson2_13_Working_With_Directories.docx
@@ -856,7 +856,7 @@
         <w:keepNext/>
       </w:pPr>
       <w:r>
-        <w:t>Save each source and supporting file from this lesson into the matching path in the project layout. As in Chapter 1, notepad .\c\basic_sandbox.c creates and opens one: choose Yes, type the file, save it with Ctrl+S, and close Notepad. Then install the TypeScript compiler for this project.</w:t>
+        <w:t>Next, let the tools create each project's settings file. Remember, -o names the project folder; you replace the starter Program.cs with this lesson's code in the C# section. Remember, go.mod makes the folder a module; its go line shows the Go version you have installed.</w:t>
       </w:r>
     </w:p>
     <w:p>
@@ -867,9 +867,298 @@
     <w:p>
       <w:pPr>
         <w:pStyle w:val="CommandBlock"/>
-      </w:pPr>
-      <w:r>
-        <w:t>npm --prefix .\typescript install --ignore-scripts --no-audit --no-fund</w:t>
+        <w:keepNext/>
+      </w:pPr>
+      <w:r>
+        <w:t>dotnet new console -o .\csharp\BasicSandbox</w:t>
+      </w:r>
+    </w:p>
+    <w:p>
+      <w:pPr>
+        <w:pStyle w:val="CommandBlock"/>
+        <w:keepNext/>
+      </w:pPr>
+      <w:r>
+        <w:t>dotnet new console -o .\csharp\Sandbox</w:t>
+      </w:r>
+    </w:p>
+    <w:p>
+      <w:pPr>
+        <w:pStyle w:val="CommandBlock"/>
+      </w:pPr>
+      <w:r>
+        <w:t>go -C .\go mod init example.com/directories</w:t>
+      </w:r>
+    </w:p>
+    <w:p>
+      <w:pPr>
+        <w:keepNext/>
+      </w:pPr>
+    </w:p>
+    <w:p>
+      <w:pPr>
+        <w:keepNext/>
+      </w:pPr>
+      <w:r>
+        <w:t>Then make the TypeScript project's package.json. Remember, npm init -y, npm pkg, then npm install, inside .\typescript: Push-Location moves into it and Pop-Location moves back to lesson-2.13.</w:t>
+      </w:r>
+    </w:p>
+    <w:p>
+      <w:pPr>
+        <w:keepNext/>
+      </w:pPr>
+    </w:p>
+    <w:p>
+      <w:pPr>
+        <w:pStyle w:val="CommandBlock"/>
+        <w:keepNext/>
+      </w:pPr>
+      <w:r>
+        <w:t>Push-Location .\typescript</w:t>
+      </w:r>
+    </w:p>
+    <w:p>
+      <w:pPr>
+        <w:pStyle w:val="CommandBlock"/>
+        <w:keepNext/>
+      </w:pPr>
+      <w:r>
+        <w:t>npm init -y</w:t>
+      </w:r>
+    </w:p>
+    <w:p>
+      <w:pPr>
+        <w:pStyle w:val="CommandBlock"/>
+        <w:keepNext/>
+      </w:pPr>
+      <w:r>
+        <w:t>npm pkg set name=directories-typescript type=module</w:t>
+      </w:r>
+    </w:p>
+    <w:p>
+      <w:pPr>
+        <w:pStyle w:val="CommandBlock"/>
+        <w:keepNext/>
+      </w:pPr>
+      <w:r>
+        <w:t>npm pkg set private=true --json</w:t>
+      </w:r>
+    </w:p>
+    <w:p>
+      <w:pPr>
+        <w:pStyle w:val="CommandBlock"/>
+        <w:keepNext/>
+      </w:pPr>
+      <w:r>
+        <w:t>npm pkg set "scripts.check=tsc --noEmit" "scripts.build=tsc --noEmitOnError"</w:t>
+      </w:r>
+    </w:p>
+    <w:p>
+      <w:pPr>
+        <w:pStyle w:val="CommandBlock"/>
+        <w:keepNext/>
+      </w:pPr>
+      <w:r>
+        <w:t>npm pkg delete version description main keywords author license scripts.test</w:t>
+      </w:r>
+    </w:p>
+    <w:p>
+      <w:pPr>
+        <w:pStyle w:val="CommandBlock"/>
+        <w:keepNext/>
+      </w:pPr>
+      <w:r>
+        <w:t>npm install --save-dev --save-exact typescript@7.0.2 @types/node@24.13.5 `</w:t>
+      </w:r>
+    </w:p>
+    <w:p>
+      <w:pPr>
+        <w:pStyle w:val="CommandBlock"/>
+        <w:keepNext/>
+      </w:pPr>
+      <w:r>
+        <w:t xml:space="preserve">    --ignore-scripts --no-audit --no-fund</w:t>
+      </w:r>
+    </w:p>
+    <w:p>
+      <w:pPr>
+        <w:pStyle w:val="CommandBlock"/>
+      </w:pPr>
+      <w:r>
+        <w:t>Pop-Location</w:t>
+      </w:r>
+    </w:p>
+    <w:p>
+      <w:pPr>
+        <w:keepNext/>
+      </w:pPr>
+    </w:p>
+    <w:p>
+      <w:r>
+        <w:t>Then type the TypeScript compiler settings. As in Chapter 1, notepad .\typescript\tsconfig.json creates and opens the file: choose Yes, type the file, save it with Ctrl+S, and close Notepad.</w:t>
+      </w:r>
+    </w:p>
+    <w:p>
+      <w:pPr>
+        <w:keepNext/>
+      </w:pPr>
+    </w:p>
+    <w:p>
+      <w:pPr>
+        <w:pStyle w:val="Heading3"/>
+      </w:pPr>
+      <w:r>
+        <w:t>typescript/tsconfig.json</w:t>
+      </w:r>
+    </w:p>
+    <w:p>
+      <w:pPr>
+        <w:pStyle w:val="SourceCode"/>
+        <w:keepNext/>
+      </w:pPr>
+      <w:r>
+        <w:t>{</w:t>
+      </w:r>
+    </w:p>
+    <w:p>
+      <w:pPr>
+        <w:pStyle w:val="SourceCode"/>
+        <w:keepNext/>
+      </w:pPr>
+      <w:r>
+        <w:t xml:space="preserve">  "compilerOptions": {</w:t>
+      </w:r>
+    </w:p>
+    <w:p>
+      <w:pPr>
+        <w:pStyle w:val="SourceCode"/>
+      </w:pPr>
+      <w:r>
+        <w:t xml:space="preserve">    "target": "ES2022",</w:t>
+      </w:r>
+    </w:p>
+    <w:p>
+      <w:pPr>
+        <w:pStyle w:val="SourceCode"/>
+      </w:pPr>
+      <w:r>
+        <w:t xml:space="preserve">    "module": "NodeNext",</w:t>
+      </w:r>
+    </w:p>
+    <w:p>
+      <w:pPr>
+        <w:pStyle w:val="SourceCode"/>
+      </w:pPr>
+      <w:r>
+        <w:t xml:space="preserve">    "moduleResolution": "NodeNext",</w:t>
+      </w:r>
+    </w:p>
+    <w:p>
+      <w:pPr>
+        <w:pStyle w:val="SourceCode"/>
+      </w:pPr>
+      <w:r>
+        <w:t xml:space="preserve">    "rootDir": "src",</w:t>
+      </w:r>
+    </w:p>
+    <w:p>
+      <w:pPr>
+        <w:pStyle w:val="SourceCode"/>
+      </w:pPr>
+      <w:r>
+        <w:t xml:space="preserve">    "outDir": "dist",</w:t>
+      </w:r>
+    </w:p>
+    <w:p>
+      <w:pPr>
+        <w:pStyle w:val="SourceCode"/>
+      </w:pPr>
+      <w:r>
+        <w:t xml:space="preserve">    "strict": true,</w:t>
+      </w:r>
+    </w:p>
+    <w:p>
+      <w:pPr>
+        <w:pStyle w:val="SourceCode"/>
+      </w:pPr>
+      <w:r>
+        <w:t xml:space="preserve">    "types": [</w:t>
+      </w:r>
+    </w:p>
+    <w:p>
+      <w:pPr>
+        <w:pStyle w:val="SourceCode"/>
+      </w:pPr>
+      <w:r>
+        <w:t xml:space="preserve">      "node"</w:t>
+      </w:r>
+    </w:p>
+    <w:p>
+      <w:pPr>
+        <w:pStyle w:val="SourceCode"/>
+      </w:pPr>
+      <w:r>
+        <w:t xml:space="preserve">    ],</w:t>
+      </w:r>
+    </w:p>
+    <w:p>
+      <w:pPr>
+        <w:pStyle w:val="SourceCode"/>
+      </w:pPr>
+      <w:r>
+        <w:t xml:space="preserve">    "moduleDetection": "force"</w:t>
+      </w:r>
+    </w:p>
+    <w:p>
+      <w:pPr>
+        <w:pStyle w:val="SourceCode"/>
+      </w:pPr>
+      <w:r>
+        <w:t xml:space="preserve">  },</w:t>
+      </w:r>
+    </w:p>
+    <w:p>
+      <w:pPr>
+        <w:pStyle w:val="SourceCode"/>
+      </w:pPr>
+      <w:r>
+        <w:t xml:space="preserve">  "include": [</w:t>
+      </w:r>
+    </w:p>
+    <w:p>
+      <w:pPr>
+        <w:pStyle w:val="SourceCode"/>
+        <w:keepNext/>
+      </w:pPr>
+      <w:r>
+        <w:t xml:space="preserve">    "src/**/*.ts"</w:t>
+      </w:r>
+    </w:p>
+    <w:p>
+      <w:pPr>
+        <w:pStyle w:val="SourceCode"/>
+        <w:keepNext/>
+      </w:pPr>
+      <w:r>
+        <w:t xml:space="preserve">  ]</w:t>
+      </w:r>
+    </w:p>
+    <w:p>
+      <w:pPr>
+        <w:pStyle w:val="SourceCode"/>
+      </w:pPr>
+      <w:r>
+        <w:t>}</w:t>
+      </w:r>
+    </w:p>
+    <w:p>
+      <w:pPr>
+        <w:keepNext/>
+      </w:pPr>
+    </w:p>
+    <w:p>
+      <w:r>
+        <w:t>You save each source file in its language's section below, as each is shown, the same way.</w:t>
       </w:r>
     </w:p>
     <w:p>
@@ -939,7 +1228,7 @@
         <w:keepNext/>
       </w:pPr>
       <w:r>
-        <w:t>Save each source and supporting file from this lesson into the matching path in the project layout. As in Chapter 1, nano ./c/basic_sandbox.c creates and opens one: type the file, then save and close it with Ctrl+O, Enter, then Ctrl+X. Then install the TypeScript compiler for this project.</w:t>
+        <w:t>Then create the C#, Go, and TypeScript project files with the same commands as on Windows; cd moves into ./typescript for the npm lines, and cd .. moves back.</w:t>
       </w:r>
     </w:p>
     <w:p>
@@ -950,9 +1239,118 @@
     <w:p>
       <w:pPr>
         <w:pStyle w:val="CommandBlock"/>
-      </w:pPr>
-      <w:r>
-        <w:t>npm --prefix ./typescript install --ignore-scripts --no-audit --no-fund</w:t>
+        <w:keepNext/>
+      </w:pPr>
+      <w:r>
+        <w:t>dotnet new console -o ./csharp/BasicSandbox</w:t>
+      </w:r>
+    </w:p>
+    <w:p>
+      <w:pPr>
+        <w:pStyle w:val="CommandBlock"/>
+        <w:keepNext/>
+      </w:pPr>
+      <w:r>
+        <w:t>dotnet new console -o ./csharp/Sandbox</w:t>
+      </w:r>
+    </w:p>
+    <w:p>
+      <w:pPr>
+        <w:pStyle w:val="CommandBlock"/>
+        <w:keepNext/>
+      </w:pPr>
+      <w:r>
+        <w:t>go -C ./go mod init example.com/directories</w:t>
+      </w:r>
+    </w:p>
+    <w:p>
+      <w:pPr>
+        <w:pStyle w:val="CommandBlock"/>
+        <w:keepNext/>
+      </w:pPr>
+      <w:r>
+        <w:t>cd ./typescript</w:t>
+      </w:r>
+    </w:p>
+    <w:p>
+      <w:pPr>
+        <w:pStyle w:val="CommandBlock"/>
+        <w:keepNext/>
+      </w:pPr>
+      <w:r>
+        <w:t>npm init -y</w:t>
+      </w:r>
+    </w:p>
+    <w:p>
+      <w:pPr>
+        <w:pStyle w:val="CommandBlock"/>
+        <w:keepNext/>
+      </w:pPr>
+      <w:r>
+        <w:t>npm pkg set name=directories-typescript type=module</w:t>
+      </w:r>
+    </w:p>
+    <w:p>
+      <w:pPr>
+        <w:pStyle w:val="CommandBlock"/>
+        <w:keepNext/>
+      </w:pPr>
+      <w:r>
+        <w:t>npm pkg set private=true --json</w:t>
+      </w:r>
+    </w:p>
+    <w:p>
+      <w:pPr>
+        <w:pStyle w:val="CommandBlock"/>
+        <w:keepNext/>
+      </w:pPr>
+      <w:r>
+        <w:t>npm pkg set "scripts.check=tsc --noEmit" "scripts.build=tsc --noEmitOnError"</w:t>
+      </w:r>
+    </w:p>
+    <w:p>
+      <w:pPr>
+        <w:pStyle w:val="CommandBlock"/>
+        <w:keepNext/>
+      </w:pPr>
+      <w:r>
+        <w:t>npm pkg delete version description main keywords author license scripts.test</w:t>
+      </w:r>
+    </w:p>
+    <w:p>
+      <w:pPr>
+        <w:pStyle w:val="CommandBlock"/>
+        <w:keepNext/>
+      </w:pPr>
+      <w:r>
+        <w:t>npm install --save-dev --save-exact typescript@7.0.2 @types/node@24.13.5 \</w:t>
+      </w:r>
+    </w:p>
+    <w:p>
+      <w:pPr>
+        <w:pStyle w:val="CommandBlock"/>
+        <w:keepNext/>
+      </w:pPr>
+      <w:r>
+        <w:t xml:space="preserve">    --ignore-scripts --no-audit --no-fund</w:t>
+      </w:r>
+    </w:p>
+    <w:p>
+      <w:pPr>
+        <w:pStyle w:val="CommandBlock"/>
+      </w:pPr>
+      <w:r>
+        <w:t>cd ..</w:t>
+      </w:r>
+    </w:p>
+    <w:p>
+      <w:pPr>
+        <w:keepNext/>
+      </w:pPr>
+    </w:p>
+    <w:p>
+      <w:r>
+        <w:t>Type typescript/tsconfig.json exactly as shown in the Windows setup. You save each source file in its language's section below, as each is shown. As in Chapter 1, nano ./c/basic_sandbox.c creates and opens one: type the file, then save and close it with Ctrl+O, Enter, then Ctrl+X.</w:t>
       </w:r>
     </w:p>
     <w:p>
@@ -17632,7 +18030,7 @@
     </w:p>
     <w:p>
       <w:r>
-        <w:t>These files are the same as in Lesson 2.12, except that the project names change and go.mod names this lesson's Go module, example.com/directories.</w:t>
+        <w:t>These are the files the setup commands wrote, shown here so you can check yours. Your go line shows your own Go version, and the blank lines and the order of the package.json fields may differ.</w:t>
       </w:r>
     </w:p>
     <w:p>
@@ -17970,164 +18368,6 @@
       </w:pPr>
       <w:r>
         <w:t xml:space="preserve">  }</w:t>
-      </w:r>
-    </w:p>
-    <w:p>
-      <w:pPr>
-        <w:pStyle w:val="SourceCode"/>
-      </w:pPr>
-      <w:r>
-        <w:t>}</w:t>
-      </w:r>
-    </w:p>
-    <w:p>
-      <w:pPr>
-        <w:keepNext/>
-      </w:pPr>
-    </w:p>
-    <w:p>
-      <w:pPr>
-        <w:keepNext/>
-      </w:pPr>
-    </w:p>
-    <w:p>
-      <w:pPr>
-        <w:pStyle w:val="Heading2"/>
-      </w:pPr>
-      <w:r>
-        <w:t>typescript/tsconfig.json</w:t>
-      </w:r>
-    </w:p>
-    <w:p>
-      <w:pPr>
-        <w:pStyle w:val="SourceCode"/>
-        <w:keepNext/>
-      </w:pPr>
-      <w:r>
-        <w:t>{</w:t>
-      </w:r>
-    </w:p>
-    <w:p>
-      <w:pPr>
-        <w:pStyle w:val="SourceCode"/>
-        <w:keepNext/>
-      </w:pPr>
-      <w:r>
-        <w:t xml:space="preserve">  "compilerOptions": {</w:t>
-      </w:r>
-    </w:p>
-    <w:p>
-      <w:pPr>
-        <w:pStyle w:val="SourceCode"/>
-      </w:pPr>
-      <w:r>
-        <w:t xml:space="preserve">    "target": "ES2022",</w:t>
-      </w:r>
-    </w:p>
-    <w:p>
-      <w:pPr>
-        <w:pStyle w:val="SourceCode"/>
-      </w:pPr>
-      <w:r>
-        <w:t xml:space="preserve">    "module": "NodeNext",</w:t>
-      </w:r>
-    </w:p>
-    <w:p>
-      <w:pPr>
-        <w:pStyle w:val="SourceCode"/>
-      </w:pPr>
-      <w:r>
-        <w:t xml:space="preserve">    "moduleResolution": "NodeNext",</w:t>
-      </w:r>
-    </w:p>
-    <w:p>
-      <w:pPr>
-        <w:pStyle w:val="SourceCode"/>
-      </w:pPr>
-      <w:r>
-        <w:t xml:space="preserve">    "rootDir": "src",</w:t>
-      </w:r>
-    </w:p>
-    <w:p>
-      <w:pPr>
-        <w:pStyle w:val="SourceCode"/>
-      </w:pPr>
-      <w:r>
-        <w:t xml:space="preserve">    "outDir": "dist",</w:t>
-      </w:r>
-    </w:p>
-    <w:p>
-      <w:pPr>
-        <w:pStyle w:val="SourceCode"/>
-      </w:pPr>
-      <w:r>
-        <w:t xml:space="preserve">    "strict": true,</w:t>
-      </w:r>
-    </w:p>
-    <w:p>
-      <w:pPr>
-        <w:pStyle w:val="SourceCode"/>
-      </w:pPr>
-      <w:r>
-        <w:t xml:space="preserve">    "types": [</w:t>
-      </w:r>
-    </w:p>
-    <w:p>
-      <w:pPr>
-        <w:pStyle w:val="SourceCode"/>
-      </w:pPr>
-      <w:r>
-        <w:t xml:space="preserve">      "node"</w:t>
-      </w:r>
-    </w:p>
-    <w:p>
-      <w:pPr>
-        <w:pStyle w:val="SourceCode"/>
-      </w:pPr>
-      <w:r>
-        <w:t xml:space="preserve">    ],</w:t>
-      </w:r>
-    </w:p>
-    <w:p>
-      <w:pPr>
-        <w:pStyle w:val="SourceCode"/>
-      </w:pPr>
-      <w:r>
-        <w:t xml:space="preserve">    "moduleDetection": "force"</w:t>
-      </w:r>
-    </w:p>
-    <w:p>
-      <w:pPr>
-        <w:pStyle w:val="SourceCode"/>
-      </w:pPr>
-      <w:r>
-        <w:t xml:space="preserve">  },</w:t>
-      </w:r>
-    </w:p>
-    <w:p>
-      <w:pPr>
-        <w:pStyle w:val="SourceCode"/>
-      </w:pPr>
-      <w:r>
-        <w:t xml:space="preserve">  "include": [</w:t>
-      </w:r>
-    </w:p>
-    <w:p>
-      <w:pPr>
-        <w:pStyle w:val="SourceCode"/>
-        <w:keepNext/>
-      </w:pPr>
-      <w:r>
-        <w:t xml:space="preserve">    "src/**/*.ts"</w:t>
-      </w:r>
-    </w:p>
-    <w:p>
-      <w:pPr>
-        <w:pStyle w:val="SourceCode"/>
-        <w:keepNext/>
-      </w:pPr>
-      <w:r>
-        <w:t xml:space="preserve">  ]</w:t>
       </w:r>
     </w:p>
     <w:p>
@@ -19650,31 +19890,31 @@
       </w:rPr>
     </w:lvl>
   </w:abstractNum>
-  <w:num w:numId="1" w16cid:durableId="257493404">
+  <w:num w:numId="1" w16cid:durableId="608856707">
     <w:abstractNumId w:val="8"/>
   </w:num>
-  <w:num w:numId="2" w16cid:durableId="110831238">
+  <w:num w:numId="2" w16cid:durableId="271130208">
     <w:abstractNumId w:val="6"/>
   </w:num>
-  <w:num w:numId="3" w16cid:durableId="289896182">
+  <w:num w:numId="3" w16cid:durableId="215624083">
     <w:abstractNumId w:val="5"/>
   </w:num>
-  <w:num w:numId="4" w16cid:durableId="1488130909">
+  <w:num w:numId="4" w16cid:durableId="201288987">
     <w:abstractNumId w:val="4"/>
   </w:num>
-  <w:num w:numId="5" w16cid:durableId="726688453">
+  <w:num w:numId="5" w16cid:durableId="1374186391">
     <w:abstractNumId w:val="7"/>
   </w:num>
-  <w:num w:numId="6" w16cid:durableId="1741127445">
+  <w:num w:numId="6" w16cid:durableId="809204867">
     <w:abstractNumId w:val="3"/>
   </w:num>
-  <w:num w:numId="7" w16cid:durableId="219950292">
+  <w:num w:numId="7" w16cid:durableId="1844666956">
     <w:abstractNumId w:val="2"/>
   </w:num>
-  <w:num w:numId="8" w16cid:durableId="915017481">
+  <w:num w:numId="8" w16cid:durableId="1164781262">
     <w:abstractNumId w:val="1"/>
   </w:num>
-  <w:num w:numId="9" w16cid:durableId="1330327782">
+  <w:num w:numId="9" w16cid:durableId="1180655312">
     <w:abstractNumId w:val="0"/>
   </w:num>
 </w:numbering>

--- a/Volume 1/Chapter 02 - Language Fundamentals/SPA_Vol1_Ch2_Lesson2_13_Working_With_Directories.docx
+++ b/Volume 1/Chapter 02 - Language Fundamentals/SPA_Vol1_Ch2_Lesson2_13_Working_With_Directories.docx
@@ -95,10 +95,7 @@
     </w:p>
     <w:p>
       <w:r>
-        <w:t>Installers, build tools, backup jobs, and deployment scripts all create, check, rename, list, and remove directories. These operations change the computer, and a mistake can remove something that belongs to someone else. A safe program works in one clearly named place, checks before it changes anything, changes only what it created itself, builds paths that work on every system, and cleans up after itself. This lesson's program does all five, and the lesson shows you how to undo its work by hand if a run ev</w:t>
-      </w:r>
-      <w:r>
-        <w:t>er stops partway.</w:t>
+        <w:t>Installers, build tools, backup jobs, and deployment scripts all create, check, rename, list, and remove directories. These operations change the computer, and a mistake can remove something that belongs to someone else. A safe program works in one clearly named place, checks before it changes anything, changes only what it created itself, builds paths that work on every system, and cleans up after itself. This lesson's program does all five, and the lesson shows you how to undo its work by hand if a run ever stops partway.</w:t>
       </w:r>
     </w:p>
     <w:p>
@@ -1585,10 +1582,7 @@
     </w:p>
     <w:p>
       <w:r>
-        <w:t xml:space="preserve">Standard C has only one directory tool, rename, in stdio.h. The rest comes from the operating system, and Windows and Linux or macOS name it differently: _getcwd, _mkdir, and _rmdir on Windows; getcwd, mkdir, and rmdir elsewhere. stat, from sys/stat.h, and opendir and readdir, from dirent.h, have the same names on both. An #ifdef block, as in Lesson 2.12, picks the right names, and #define gives each one a single name the rest of the program uses; the block also defines SEPARATOR, because C has no function </w:t>
-      </w:r>
-      <w:r>
-        <w:t>that joins the parts of a path. Each function returns a code that says whether it worked: 0 for success, except getcwd and opendir, which return NULL for a failure.</w:t>
+        <w:t>Standard C has only one directory tool, rename, in stdio.h. The rest comes from the operating system, and Windows and Linux or macOS name it differently: _getcwd, _mkdir, and _rmdir on Windows; getcwd, mkdir, and rmdir elsewhere. stat, from sys/stat.h, and opendir and readdir, from dirent.h, have the same names on both. An #ifdef block, as in Lesson 2.12, picks the right names, and #define gives each one a single name the rest of the program uses; the block also defines SEPARATOR, because C has no function that joins the parts of a path. Each function returns a code that says whether it worked: 0 for success, except getcwd and opendir, which return NULL for a failure.</w:t>
       </w:r>
     </w:p>
     <w:p>
@@ -18814,10 +18808,7 @@
     </w:p>
     <w:p>
       <w:r>
-        <w:t>The System Information Utility reports facts about the machine and about the running program. It reuses this lesson's Working directory line in the environment part of its report, beside Lesson 2.14's environment variables, and directory_exists (directoryExists, Directory.Exists) to check that a path is there before it reports on it. list_entries, sorted so that the same folder always prints the same way, is also the first piece of the local file explorer that Chapter 3 builds. The safety workflow is the on</w:t>
-      </w:r>
-      <w:r>
-        <w:t>e Lessons 2.14 through 2.16 use for their own bounded changes to the system: check the current state first, change only what the program owns, verify the change, and give the learner a direct way to undo it.</w:t>
+        <w:t>The System Information Utility reports facts about the machine and about the running program. It reuses this lesson's Working directory line in the environment part of its report, beside Lesson 2.14's environment variables, and directory_exists (directoryExists, Directory.Exists) to check that a path is there before it reports on it. list_entries, sorted so that the same folder always prints the same way, is also the first piece of the local file explorer that Chapter 3 builds. The safety workflow is the one Lessons 2.14 through 2.16 use for their own bounded changes to the system: check the current state first, change only what the program owns, verify the change, and give the learner a direct way to undo it.</w:t>
       </w:r>
     </w:p>
     <w:p>
@@ -19701,10 +19692,7 @@
     </w:p>
     <w:p>
       <w:r>
-        <w:t>A directory holds entries, a path names one, and a relative path starts from the current working directory. Every language in this lesson creates, checks, renames, lists, and removes directories with its own tools, and joins paths with a function so that the same program works on every system. The listing is sorted, because the system promises no order. Every operation that changes the computer can fail, so the Production-Minded programs check each one the way Lesson 2.11 taught. Above all, the programs are</w:t>
-      </w:r>
-      <w:r>
-        <w:t xml:space="preserve"> safe: they check first, touch only what they create, remove all of it, and the lesson shows how to undo a run by hand. Lesson 2.14 turns to environment information: reading, setting, and removing a lesson-specific environment variable for the running program.</w:t>
+        <w:t>A directory holds entries, a path names one, and a relative path starts from the current working directory. Every language in this lesson creates, checks, renames, lists, and removes directories with its own tools, and joins paths with a function so that the same program works on every system. The listing is sorted, because the system promises no order. Every operation that changes the computer can fail, so the Production-Minded programs check each one the way Lesson 2.11 taught. Above all, the programs are safe: they check first, touch only what they create, remove all of it, and the lesson shows how to undo a run by hand. Lesson 2.14 turns to environment information: reading, setting, and removing a lesson-specific environment variable for the running program.</w:t>
       </w:r>
     </w:p>
     <w:sectPr>

--- a/Volume 1/Chapter 02 - Language Fundamentals/SPA_Vol1_Ch2_Lesson2_13_Working_With_Directories.docx
+++ b/Volume 1/Chapter 02 - Language Fundamentals/SPA_Vol1_Ch2_Lesson2_13_Working_With_Directories.docx
@@ -95,7 +95,10 @@
     </w:p>
     <w:p>
       <w:r>
-        <w:t>Installers, build tools, backup jobs, and deployment scripts all create, check, rename, list, and remove directories. These operations change the computer, and a mistake can remove something that belongs to someone else. A safe program works in one clearly named place, checks before it changes anything, changes only what it created itself, builds paths that work on every system, and cleans up after itself. This lesson's program does all five, and the lesson shows you how to undo its work by hand if a run ever stops partway.</w:t>
+        <w:t>Installers, build tools, backup jobs, and deployment scripts all create, check, rename, list, and remove directories. These operations change the computer, and a mistake can remove something that belongs to someone else. A safe program works in one clearly named place, checks before it changes anything, changes only what it created itself, builds paths that work on every system, and cleans up after itself. This lesson's program does all five, and the lesson shows you how to undo its work by hand if a run ev</w:t>
+      </w:r>
+      <w:r>
+        <w:t>er stops partway.</w:t>
       </w:r>
     </w:p>
     <w:p>
@@ -1438,7 +1441,11 @@
     </w:p>
     <w:p>
       <w:r>
-        <w:t>A run that stops with an error can leave some of its empty directories behind, and the next run then refuses to start. Run these commands from the lesson-2.13 folder to remove them, innermost first; each command skips a name that is not there. The program never puts a file in these directories, so they are empty, and removing an empty directory is safe.</w:t>
+        <w:t xml:space="preserve">A run that stops with an error can leave some of its empty directories behind, and the next run then refuses to start. Run these commands from the lesson-2.13 folder to remove them, innermost first; each command skips a </w:t>
+      </w:r>
+      <w:r>
+        <w:lastRenderedPageBreak/>
+        <w:t>name that is not there. The program never puts a file in these directories, so they are empty, and removing an empty directory is safe.</w:t>
       </w:r>
     </w:p>
     <w:p>
@@ -1582,7 +1589,10 @@
     </w:p>
     <w:p>
       <w:r>
-        <w:t>Standard C has only one directory tool, rename, in stdio.h. The rest comes from the operating system, and Windows and Linux or macOS name it differently: _getcwd, _mkdir, and _rmdir on Windows; getcwd, mkdir, and rmdir elsewhere. stat, from sys/stat.h, and opendir and readdir, from dirent.h, have the same names on both. An #ifdef block, as in Lesson 2.12, picks the right names, and #define gives each one a single name the rest of the program uses; the block also defines SEPARATOR, because C has no function that joins the parts of a path. Each function returns a code that says whether it worked: 0 for success, except getcwd and opendir, which return NULL for a failure.</w:t>
+        <w:t xml:space="preserve">Standard C has only one directory tool, rename, in stdio.h. The rest comes from the operating system, and Windows and Linux or macOS name it differently: _getcwd, _mkdir, and _rmdir on Windows; getcwd, mkdir, and rmdir elsewhere. stat, from sys/stat.h, and opendir and readdir, from dirent.h, have the same names on both. An #ifdef block, as in Lesson 2.12, picks the right names, and #define gives each one a single name the rest of the program uses; the block also defines SEPARATOR, because C has no function </w:t>
+      </w:r>
+      <w:r>
+        <w:t>that joins the parts of a path. Each function returns a code that says whether it worked: 0 for success, except getcwd and opendir, which return NULL for a failure.</w:t>
       </w:r>
     </w:p>
     <w:p>
@@ -1713,103 +1723,103 @@
         <w:pStyle w:val="SourceCode"/>
       </w:pPr>
       <w:r>
-        <w:t>// Windows and Linux or macOS name some directory functions differently and</w:t>
-      </w:r>
-    </w:p>
-    <w:p>
-      <w:pPr>
-        <w:pStyle w:val="SourceCode"/>
-      </w:pPr>
-      <w:r>
-        <w:t>// separate the parts of a path with different characters. Remember, lines</w:t>
-      </w:r>
-    </w:p>
-    <w:p>
-      <w:pPr>
-        <w:pStyle w:val="SourceCode"/>
-      </w:pPr>
-      <w:r>
-        <w:t>// starting with # run before compiling, and #ifdef, #else, and #endif keep</w:t>
-      </w:r>
-    </w:p>
-    <w:p>
-      <w:pPr>
-        <w:pStyle w:val="SourceCode"/>
-      </w:pPr>
-      <w:r>
-        <w:t>// only the lines for the system being built for. #define, new here with a</w:t>
-      </w:r>
-    </w:p>
-    <w:p>
-      <w:pPr>
-        <w:pStyle w:val="SourceCode"/>
-      </w:pPr>
-      <w:r>
-        <w:t>// value, gives a name to a piece of code: before compiling, every use of</w:t>
-      </w:r>
-    </w:p>
-    <w:p>
-      <w:pPr>
-        <w:pStyle w:val="SourceCode"/>
-      </w:pPr>
-      <w:r>
-        <w:t>// the name is replaced by that code. A name with parentheses takes values</w:t>
-      </w:r>
-    </w:p>
-    <w:p>
-      <w:pPr>
-        <w:pStyle w:val="SourceCode"/>
-      </w:pPr>
-      <w:r>
-        <w:t>// like a function: MAKE_DIRECTORY(path) is replaced by _mkdir(path) on</w:t>
-      </w:r>
-    </w:p>
-    <w:p>
-      <w:pPr>
-        <w:pStyle w:val="SourceCode"/>
-      </w:pPr>
-      <w:r>
-        <w:t>// Windows, with the path the program gives it filled in. So the rest of</w:t>
-      </w:r>
-    </w:p>
-    <w:p>
-      <w:pPr>
-        <w:pStyle w:val="SourceCode"/>
-      </w:pPr>
-      <w:r>
-        <w:t>// the program uses one name that means the right function on each system.</w:t>
-      </w:r>
-    </w:p>
-    <w:p>
-      <w:pPr>
-        <w:pStyle w:val="SourceCode"/>
-      </w:pPr>
-      <w:r>
-        <w:t>// SEPARATOR is the character between the parts of a path: \ on Windows</w:t>
-      </w:r>
-    </w:p>
-    <w:p>
-      <w:pPr>
-        <w:pStyle w:val="SourceCode"/>
-      </w:pPr>
-      <w:r>
-        <w:t>// (written "\\", because \ starts an escape sequence) and / elsewhere.</w:t>
-      </w:r>
-    </w:p>
-    <w:p>
-      <w:pPr>
-        <w:pStyle w:val="SourceCode"/>
-      </w:pPr>
-      <w:r>
-        <w:t>// 0755 sets Linux and macOS permissions: the owner may change the new</w:t>
-      </w:r>
-    </w:p>
-    <w:p>
-      <w:pPr>
-        <w:pStyle w:val="SourceCode"/>
-      </w:pPr>
-      <w:r>
-        <w:t>// directory, and everyone may open it. Windows does not use the value.</w:t>
+        <w:t>// Windows and Linux or macOS name some directory functions differently,</w:t>
+      </w:r>
+    </w:p>
+    <w:p>
+      <w:pPr>
+        <w:pStyle w:val="SourceCode"/>
+      </w:pPr>
+      <w:r>
+        <w:t>// declare them in different headers (direct.h on Windows; unistd.h on</w:t>
+      </w:r>
+    </w:p>
+    <w:p>
+      <w:pPr>
+        <w:pStyle w:val="SourceCode"/>
+      </w:pPr>
+      <w:r>
+        <w:t>// Linux and macOS, with mkdir in sys/stat.h), and separate the parts of a</w:t>
+      </w:r>
+    </w:p>
+    <w:p>
+      <w:pPr>
+        <w:pStyle w:val="SourceCode"/>
+      </w:pPr>
+      <w:r>
+        <w:t>// path with different characters. Remember, lines starting with # run</w:t>
+      </w:r>
+    </w:p>
+    <w:p>
+      <w:pPr>
+        <w:pStyle w:val="SourceCode"/>
+      </w:pPr>
+      <w:r>
+        <w:t>// before compiling, and #ifdef, #else, and #endif keep only the lines for</w:t>
+      </w:r>
+    </w:p>
+    <w:p>
+      <w:pPr>
+        <w:pStyle w:val="SourceCode"/>
+      </w:pPr>
+      <w:r>
+        <w:t>// the system being built for. #define, new here with a value, names a</w:t>
+      </w:r>
+    </w:p>
+    <w:p>
+      <w:pPr>
+        <w:pStyle w:val="SourceCode"/>
+      </w:pPr>
+      <w:r>
+        <w:t>// piece of code: before compiling, every use of the name is replaced by</w:t>
+      </w:r>
+    </w:p>
+    <w:p>
+      <w:pPr>
+        <w:pStyle w:val="SourceCode"/>
+      </w:pPr>
+      <w:r>
+        <w:t>// that code. A name with parentheses takes values like a function:</w:t>
+      </w:r>
+    </w:p>
+    <w:p>
+      <w:pPr>
+        <w:pStyle w:val="SourceCode"/>
+      </w:pPr>
+      <w:r>
+        <w:t>// MAKE_DIRECTORY(path) becomes _mkdir(path) on Windows, with the program's</w:t>
+      </w:r>
+    </w:p>
+    <w:p>
+      <w:pPr>
+        <w:pStyle w:val="SourceCode"/>
+      </w:pPr>
+      <w:r>
+        <w:t>// path filled in, so the rest of the program uses one name everywhere.</w:t>
+      </w:r>
+    </w:p>
+    <w:p>
+      <w:pPr>
+        <w:pStyle w:val="SourceCode"/>
+      </w:pPr>
+      <w:r>
+        <w:t>// SEPARATOR goes between the parts of a path: \ on Windows (written "\\",</w:t>
+      </w:r>
+    </w:p>
+    <w:p>
+      <w:pPr>
+        <w:pStyle w:val="SourceCode"/>
+      </w:pPr>
+      <w:r>
+        <w:t>// because \ starts an escape sequence) and / elsewhere. On Linux and macOS,</w:t>
+      </w:r>
+    </w:p>
+    <w:p>
+      <w:pPr>
+        <w:pStyle w:val="SourceCode"/>
+      </w:pPr>
+      <w:r>
+        <w:t>// permissions 0755 let a new directory's owner change it and everyone open it.</w:t>
       </w:r>
     </w:p>
     <w:p>
@@ -2072,23 +2082,15 @@
         <w:pStyle w:val="SourceCode"/>
       </w:pPr>
       <w:r>
-        <w:t xml:space="preserve">    // name, with details about a path, and returns 0 when the path exists.</w:t>
-      </w:r>
-    </w:p>
-    <w:p>
-      <w:pPr>
-        <w:pStyle w:val="SourceCode"/>
-      </w:pPr>
-      <w:r>
-        <w:t xml:space="preserve">    // This program only needs that return value. Remember, &amp; gives</w:t>
-      </w:r>
-    </w:p>
-    <w:p>
-      <w:pPr>
-        <w:pStyle w:val="SourceCode"/>
-      </w:pPr>
-      <w:r>
-        <w:t xml:space="preserve">    // details' address, so stat can fill it in.</w:t>
+        <w:t xml:space="preserve">    // name, with details about a path, and returns 0 when the path exists;</w:t>
+      </w:r>
+    </w:p>
+    <w:p>
+      <w:pPr>
+        <w:pStyle w:val="SourceCode"/>
+      </w:pPr>
+      <w:r>
+        <w:t xml:space="preserve">    // only that return value is needed. Remember, &amp;details lets stat fill it.</w:t>
       </w:r>
     </w:p>
     <w:p>
@@ -2104,23 +2106,31 @@
         <w:pStyle w:val="SourceCode"/>
       </w:pPr>
       <w:r>
-        <w:t xml:space="preserve">    // create, so if either name is already taken it stops before changing</w:t>
-      </w:r>
-    </w:p>
-    <w:p>
-      <w:pPr>
-        <w:pStyle w:val="SourceCode"/>
-      </w:pPr>
-      <w:r>
-        <w:t xml:space="preserve">    // anything. Remember, || = or; stderr is for errors, and returning 1</w:t>
-      </w:r>
-    </w:p>
-    <w:p>
-      <w:pPr>
-        <w:pStyle w:val="SourceCode"/>
-      </w:pPr>
-      <w:r>
-        <w:t xml:space="preserve">    // reports the failure.</w:t>
+        <w:t xml:space="preserve">    // create, so if either name is taken it stops before changing anything.</w:t>
+      </w:r>
+    </w:p>
+    <w:p>
+      <w:pPr>
+        <w:pStyle w:val="SourceCode"/>
+      </w:pPr>
+      <w:r>
+        <w:t xml:space="preserve">    // Remember, || = or; stderr is for errors; returning 1 reports failure.</w:t>
+      </w:r>
+    </w:p>
+    <w:p>
+      <w:pPr>
+        <w:pStyle w:val="SourceCode"/>
+      </w:pPr>
+      <w:r>
+        <w:t xml:space="preserve">    // Two texts in quotes side by side, as in the fprintf, are joined into</w:t>
+      </w:r>
+    </w:p>
+    <w:p>
+      <w:pPr>
+        <w:pStyle w:val="SourceCode"/>
+      </w:pPr>
+      <w:r>
+        <w:t xml:space="preserve">    // one text when the program is compiled; nothing is added between them.</w:t>
       </w:r>
     </w:p>
     <w:p>
@@ -3512,15 +3522,15 @@
         <w:pStyle w:val="SourceCode"/>
       </w:pPr>
       <w:r>
-        <w:t>// The directories to create inside the sandbox, in the order they are</w:t>
-      </w:r>
-    </w:p>
-    <w:p>
-      <w:pPr>
-        <w:pStyle w:val="SourceCode"/>
-      </w:pPr>
-      <w:r>
-        <w:t>// created. Remember, positions start at 0.</w:t>
+        <w:t>// The directories to create inside the sandbox, in order. Remember,</w:t>
+      </w:r>
+    </w:p>
+    <w:p>
+      <w:pPr>
+        <w:pStyle w:val="SourceCode"/>
+      </w:pPr>
+      <w:r>
+        <w:t>// positions start at 0; sizeof array / sizeof array[0] counts the items.</w:t>
       </w:r>
     </w:p>
     <w:p>
@@ -3971,7 +3981,7 @@
         <w:pStyle w:val="SourceCode"/>
       </w:pPr>
       <w:r>
-        <w:t xml:space="preserve">    // Remember, stderr is for errors, and returning 1 reports the failure.</w:t>
+        <w:t xml:space="preserve">    // Remember, side-by-side texts join; stderr and return 1 report failure.</w:t>
       </w:r>
     </w:p>
     <w:p>
@@ -5422,31 +5432,31 @@
         <w:pStyle w:val="SourceCode"/>
       </w:pPr>
       <w:r>
-        <w:t xml:space="preserve">    // exists returns true when the path exists. Safety first: the program</w:t>
-      </w:r>
-    </w:p>
-    <w:p>
-      <w:pPr>
-        <w:pStyle w:val="SourceCode"/>
-      </w:pPr>
-      <w:r>
-        <w:t xml:space="preserve">    // must never touch a directory it did not create, so if either name is</w:t>
-      </w:r>
-    </w:p>
-    <w:p>
-      <w:pPr>
-        <w:pStyle w:val="SourceCode"/>
-      </w:pPr>
-      <w:r>
-        <w:t xml:space="preserve">    // already taken it stops before changing anything. Remember, || = or;</w:t>
-      </w:r>
-    </w:p>
-    <w:p>
-      <w:pPr>
-        <w:pStyle w:val="SourceCode"/>
-      </w:pPr>
-      <w:r>
-        <w:t xml:space="preserve">    // std::cerr is for errors, and returning 1 reports the failure.</w:t>
+        <w:t xml:space="preserve">    // exists returns true when the path exists. Safety first: never touch a</w:t>
+      </w:r>
+    </w:p>
+    <w:p>
+      <w:pPr>
+        <w:pStyle w:val="SourceCode"/>
+      </w:pPr>
+      <w:r>
+        <w:t xml:space="preserve">    // directory this program did not create; stop if either name is taken.</w:t>
+      </w:r>
+    </w:p>
+    <w:p>
+      <w:pPr>
+        <w:pStyle w:val="SourceCode"/>
+      </w:pPr>
+      <w:r>
+        <w:t xml:space="preserve">    // Remember, || = or; std::cerr is for errors; return 1 reports failure.</w:t>
+      </w:r>
+    </w:p>
+    <w:p>
+      <w:pPr>
+        <w:pStyle w:val="SourceCode"/>
+      </w:pPr>
+      <w:r>
+        <w:t xml:space="preserve">    // Two texts in quotes side by side are joined into one when compiling.</w:t>
       </w:r>
     </w:p>
     <w:p>
@@ -6720,15 +6730,15 @@
         <w:pStyle w:val="SourceCode"/>
       </w:pPr>
       <w:r>
-        <w:t xml:space="preserve">    // Remember, std::cerr is for errors, and returning 1 reports the</w:t>
-      </w:r>
-    </w:p>
-    <w:p>
-      <w:pPr>
-        <w:pStyle w:val="SourceCode"/>
-      </w:pPr>
-      <w:r>
-        <w:t xml:space="preserve">    // failure.</w:t>
+        <w:t xml:space="preserve">    // Remember, quoted texts side by side join into one, std::cerr is for</w:t>
+      </w:r>
+    </w:p>
+    <w:p>
+      <w:pPr>
+        <w:pStyle w:val="SourceCode"/>
+      </w:pPr>
+      <w:r>
+        <w:t xml:space="preserve">    // errors, and returning 1 reports the failure.</w:t>
       </w:r>
     </w:p>
     <w:p>
@@ -10648,15 +10658,15 @@
         <w:keepNext/>
       </w:pPr>
       <w:r>
-        <w:t>// Remember, import brings in ready-made packages. Two are new here: os</w:t>
-      </w:r>
-    </w:p>
-    <w:p>
-      <w:pPr>
-        <w:pStyle w:val="SourceCode"/>
-      </w:pPr>
-      <w:r>
-        <w:t>// holds Go's tools for directories, and path/filepath joins paths.</w:t>
+        <w:t>// Remember, every Go program starts in package main, and import brings in</w:t>
+      </w:r>
+    </w:p>
+    <w:p>
+      <w:pPr>
+        <w:pStyle w:val="SourceCode"/>
+      </w:pPr>
+      <w:r>
+        <w:t>// ready-made packages. New here: os for directories, path/filepath for paths.</w:t>
       </w:r>
     </w:p>
     <w:p>
@@ -11910,23 +11920,23 @@
         <w:pStyle w:val="SourceCode"/>
       </w:pPr>
       <w:r>
-        <w:t>// Lists the immediate entries of a directory, sorted, or returns an error</w:t>
-      </w:r>
-    </w:p>
-    <w:p>
-      <w:pPr>
-        <w:pStyle w:val="SourceCode"/>
-      </w:pPr>
-      <w:r>
-        <w:t>// value. Remember, os.ReadDir already sorts the entries by name, and</w:t>
-      </w:r>
-    </w:p>
-    <w:p>
-      <w:pPr>
-        <w:pStyle w:val="SourceCode"/>
-      </w:pPr>
-      <w:r>
-        <w:t>// Name() is an entry's own name.</w:t>
+        <w:t>// Lists the immediate entries of a directory, sorted, or returns nil and the</w:t>
+      </w:r>
+    </w:p>
+    <w:p>
+      <w:pPr>
+        <w:pStyle w:val="SourceCode"/>
+      </w:pPr>
+      <w:r>
+        <w:t>// error. Remember, os.ReadDir already sorts the entries by name, Name() is</w:t>
+      </w:r>
+    </w:p>
+    <w:p>
+      <w:pPr>
+        <w:pStyle w:val="SourceCode"/>
+      </w:pPr>
+      <w:r>
+        <w:t>// an entry's own name, and append returns names with the new name added.</w:t>
       </w:r>
     </w:p>
     <w:p>
@@ -12473,15 +12483,15 @@
         <w:pStyle w:val="SourceCode"/>
       </w:pPr>
       <w:r>
-        <w:t xml:space="preserve">    // The sandbox is new, so its entries are exactly the ones created</w:t>
-      </w:r>
-    </w:p>
-    <w:p>
-      <w:pPr>
-        <w:pStyle w:val="SourceCode"/>
-      </w:pPr>
-      <w:r>
-        <w:t xml:space="preserve">    // above.</w:t>
+        <w:t xml:space="preserve">    // The sandbox is new, so its entries are exactly the ones created above.</w:t>
+      </w:r>
+    </w:p>
+    <w:p>
+      <w:pPr>
+        <w:pStyle w:val="SourceCode"/>
+      </w:pPr>
+      <w:r>
+        <w:t xml:space="preserve">    // := needs one new name on its left: entries is new, and err is reused.</w:t>
       </w:r>
     </w:p>
     <w:p>
@@ -13518,23 +13528,23 @@
         <w:pStyle w:val="SourceCode"/>
       </w:pPr>
       <w:r>
-        <w:t xml:space="preserve">    # name is already taken it stops before changing anything. Remember,</w:t>
-      </w:r>
-    </w:p>
-    <w:p>
-      <w:pPr>
-        <w:pStyle w:val="SourceCode"/>
-      </w:pPr>
-      <w:r>
-        <w:t xml:space="preserve">    # or needs one side True; stderr is for errors, and returning 1</w:t>
-      </w:r>
-    </w:p>
-    <w:p>
-      <w:pPr>
-        <w:pStyle w:val="SourceCode"/>
-      </w:pPr>
-      <w:r>
-        <w:t xml:space="preserve">    # reports the failure.</w:t>
+        <w:t xml:space="preserve">    # name is taken it stops before changing anything. Remember, or needs</w:t>
+      </w:r>
+    </w:p>
+    <w:p>
+      <w:pPr>
+        <w:pStyle w:val="SourceCode"/>
+      </w:pPr>
+      <w:r>
+        <w:t xml:space="preserve">    # one side True; stderr is for errors; returning 1 reports the failure.</w:t>
+      </w:r>
+    </w:p>
+    <w:p>
+      <w:pPr>
+        <w:pStyle w:val="SourceCode"/>
+      </w:pPr>
+      <w:r>
+        <w:t xml:space="preserve">    # Two texts in quotes side by side inside ( ) are joined into one text.</w:t>
       </w:r>
     </w:p>
     <w:p>
@@ -14547,7 +14557,7 @@
         <w:pStyle w:val="SourceCode"/>
       </w:pPr>
       <w:r>
-        <w:t xml:space="preserve">    # Remember, stderr is for errors, and returning 1 reports the failure.</w:t>
+        <w:t xml:space="preserve">    # Remember, side-by-side texts join; stderr and return 1 report failure.</w:t>
       </w:r>
     </w:p>
     <w:p>
@@ -16752,7 +16762,7 @@
         <w:pStyle w:val="SourceCode"/>
       </w:pPr>
       <w:r>
-        <w:t>// created. Remember, const = never changes.</w:t>
+        <w:t>// created. Remember, const fixes which array the name refers to.</w:t>
       </w:r>
     </w:p>
     <w:p>
@@ -18808,7 +18818,10 @@
     </w:p>
     <w:p>
       <w:r>
-        <w:t>The System Information Utility reports facts about the machine and about the running program. It reuses this lesson's Working directory line in the environment part of its report, beside Lesson 2.14's environment variables, and directory_exists (directoryExists, Directory.Exists) to check that a path is there before it reports on it. list_entries, sorted so that the same folder always prints the same way, is also the first piece of the local file explorer that Chapter 3 builds. The safety workflow is the one Lessons 2.14 through 2.16 use for their own bounded changes to the system: check the current state first, change only what the program owns, verify the change, and give the learner a direct way to undo it.</w:t>
+        <w:t>The System Information Utility reports facts about the machine and about the running program. It reuses this lesson's Working directory line in the environment part of its report, beside Lesson 2.14's environment variables, and directory_exists (directoryExists, Directory.Exists) to check that a path is there before it reports on it. list_entries, sorted so that the same folder always prints the same way, is also the first piece of the local file explorer that Chapter 3 builds. The safety workflow is the on</w:t>
+      </w:r>
+      <w:r>
+        <w:t>e Lessons 2.14 through 2.16 use for their own bounded changes to the system: check the current state first, change only what the program owns, verify the change, and give the learner a direct way to undo it.</w:t>
       </w:r>
     </w:p>
     <w:p>
@@ -19692,7 +19705,10 @@
     </w:p>
     <w:p>
       <w:r>
-        <w:t>A directory holds entries, a path names one, and a relative path starts from the current working directory. Every language in this lesson creates, checks, renames, lists, and removes directories with its own tools, and joins paths with a function so that the same program works on every system. The listing is sorted, because the system promises no order. Every operation that changes the computer can fail, so the Production-Minded programs check each one the way Lesson 2.11 taught. Above all, the programs are safe: they check first, touch only what they create, remove all of it, and the lesson shows how to undo a run by hand. Lesson 2.14 turns to environment information: reading, setting, and removing a lesson-specific environment variable for the running program.</w:t>
+        <w:t>A directory holds entries, a path names one, and a relative path starts from the current working directory. Every language in this lesson creates, checks, renames, lists, and removes directories with its own tools, and joins paths with a function so that the same program works on every system. The listing is sorted, because the system promises no order. Every operation that changes the computer can fail, so the Production-Minded programs check each one the way Lesson 2.11 taught. Above all, the programs are</w:t>
+      </w:r>
+      <w:r>
+        <w:t xml:space="preserve"> safe: they check first, touch only what they create, remove all of it, and the lesson shows how to undo a run by hand. Lesson 2.14 turns to environment information: reading, setting, and removing a lesson-specific environment variable for the running program.</w:t>
       </w:r>
     </w:p>
     <w:sectPr>
@@ -19878,31 +19894,31 @@
       </w:rPr>
     </w:lvl>
   </w:abstractNum>
-  <w:num w:numId="1" w16cid:durableId="608856707">
+  <w:num w:numId="1" w16cid:durableId="386343650">
     <w:abstractNumId w:val="8"/>
   </w:num>
-  <w:num w:numId="2" w16cid:durableId="271130208">
+  <w:num w:numId="2" w16cid:durableId="2013871907">
     <w:abstractNumId w:val="6"/>
   </w:num>
-  <w:num w:numId="3" w16cid:durableId="215624083">
+  <w:num w:numId="3" w16cid:durableId="2139373162">
     <w:abstractNumId w:val="5"/>
   </w:num>
-  <w:num w:numId="4" w16cid:durableId="201288987">
+  <w:num w:numId="4" w16cid:durableId="1021013325">
     <w:abstractNumId w:val="4"/>
   </w:num>
-  <w:num w:numId="5" w16cid:durableId="1374186391">
+  <w:num w:numId="5" w16cid:durableId="1029841340">
     <w:abstractNumId w:val="7"/>
   </w:num>
-  <w:num w:numId="6" w16cid:durableId="809204867">
+  <w:num w:numId="6" w16cid:durableId="1550804687">
     <w:abstractNumId w:val="3"/>
   </w:num>
-  <w:num w:numId="7" w16cid:durableId="1844666956">
+  <w:num w:numId="7" w16cid:durableId="854464651">
     <w:abstractNumId w:val="2"/>
   </w:num>
-  <w:num w:numId="8" w16cid:durableId="1164781262">
+  <w:num w:numId="8" w16cid:durableId="1961838230">
     <w:abstractNumId w:val="1"/>
   </w:num>
-  <w:num w:numId="9" w16cid:durableId="1180655312">
+  <w:num w:numId="9" w16cid:durableId="1666125588">
     <w:abstractNumId w:val="0"/>
   </w:num>
 </w:numbering>
